--- a/dist/exports/motion-in-a-plane_revision_notes.docx
+++ b/dist/exports/motion-in-a-plane_revision_notes.docx
@@ -189,7 +189,7 @@
                 <w:color w:val="2D3748"/>
                 <w:sz w:val="19"/>
               </w:rPr>
-              <w:t>Motion In A Plane - Core Application</w:t>
+              <w:t>Projectile Motion &amp; Trajectory</w:t>
             </w:r>
           </w:p>
         </w:tc>
@@ -209,7 +209,7 @@
               <w:rPr>
                 <w:sz w:val="19"/>
               </w:rPr>
-              <w:t>90 PYQs</w:t>
+              <w:t>64 PYQs</w:t>
             </w:r>
           </w:p>
         </w:tc>
@@ -230,7 +230,94 @@
                 <w:color w:val="718096"/>
                 <w:sz w:val="19"/>
               </w:rPr>
-              <w:t>General Concept</w:t>
+              <w:t>Projectiles</w:t>
+            </w:r>
+          </w:p>
+        </w:tc>
+      </w:tr>
+      <w:tr>
+        <w:tc>
+          <w:tcPr>
+            <w:tcW w:type="dxa" w:w="2160"/>
+            <w:shd w:fill="FFFFFF"/>
+            <w:tcMar>
+              <w:top w:w="80" w:type="dxa"/>
+              <w:bottom w:w="80" w:type="dxa"/>
+              <w:left w:w="150" w:type="dxa"/>
+              <w:right w:w="150" w:type="dxa"/>
+            </w:tcMar>
+          </w:tcPr>
+          <w:p>
+            <w:r>
+              <w:rPr>
+                <w:b/>
+                <w:color w:val="C53030"/>
+                <w:sz w:val="19"/>
+              </w:rPr>
+              <w:t>Very High</w:t>
+            </w:r>
+          </w:p>
+        </w:tc>
+        <w:tc>
+          <w:tcPr>
+            <w:tcW w:type="dxa" w:w="4320"/>
+            <w:shd w:fill="FFFFFF"/>
+            <w:tcMar>
+              <w:top w:w="80" w:type="dxa"/>
+              <w:bottom w:w="80" w:type="dxa"/>
+              <w:left w:w="150" w:type="dxa"/>
+              <w:right w:w="150" w:type="dxa"/>
+            </w:tcMar>
+          </w:tcPr>
+          <w:p>
+            <w:r>
+              <w:rPr>
+                <w:b/>
+                <w:color w:val="2D3748"/>
+                <w:sz w:val="19"/>
+              </w:rPr>
+              <w:t>Relative Velocity in 2D (Rain-Man &amp; River-Swimmer)</w:t>
+            </w:r>
+          </w:p>
+        </w:tc>
+        <w:tc>
+          <w:tcPr>
+            <w:tcW w:type="dxa" w:w="1728"/>
+            <w:shd w:fill="FFFFFF"/>
+            <w:tcMar>
+              <w:top w:w="80" w:type="dxa"/>
+              <w:bottom w:w="80" w:type="dxa"/>
+              <w:left w:w="150" w:type="dxa"/>
+              <w:right w:w="150" w:type="dxa"/>
+            </w:tcMar>
+          </w:tcPr>
+          <w:p>
+            <w:r>
+              <w:rPr>
+                <w:sz w:val="19"/>
+              </w:rPr>
+              <w:t>27 PYQs</w:t>
+            </w:r>
+          </w:p>
+        </w:tc>
+        <w:tc>
+          <w:tcPr>
+            <w:tcW w:type="dxa" w:w="1872"/>
+            <w:shd w:fill="FFFFFF"/>
+            <w:tcMar>
+              <w:top w:w="80" w:type="dxa"/>
+              <w:bottom w:w="80" w:type="dxa"/>
+              <w:left w:w="150" w:type="dxa"/>
+              <w:right w:w="150" w:type="dxa"/>
+            </w:tcMar>
+          </w:tcPr>
+          <w:p>
+            <w:r>
+              <w:rPr>
+                <w:color w:val="718096"/>
+                <w:sz w:val="19"/>
+              </w:rPr>
+              <w:t>Relative Motion</w:t>
             </w:r>
           </w:p>
         </w:tc>
@@ -311,6 +398,98 @@
           </w:p>
         </w:tc>
       </w:tr>
+      <w:tr>
+        <w:tc>
+          <w:tcPr>
+            <w:tcW w:type="dxa" w:w="3600"/>
+            <w:shd w:fill="F7FAFC"/>
+            <w:tcMar>
+              <w:top w:w="100" w:type="dxa"/>
+              <w:bottom w:w="100" w:type="dxa"/>
+              <w:left w:w="150" w:type="dxa"/>
+              <w:right w:w="150" w:type="dxa"/>
+            </w:tcMar>
+          </w:tcPr>
+          <w:p>
+            <w:r>
+              <w:rPr>
+                <w:b/>
+                <w:color w:val="1A365D"/>
+                <w:sz w:val="19"/>
+              </w:rPr>
+              <w:t>Projectile Motion &amp; Trajectory</w:t>
+            </w:r>
+          </w:p>
+        </w:tc>
+        <w:tc>
+          <w:tcPr>
+            <w:tcW w:type="dxa" w:w="6480"/>
+            <w:shd w:fill="F7FAFC"/>
+            <w:tcMar>
+              <w:top w:w="100" w:type="dxa"/>
+              <w:bottom w:w="100" w:type="dxa"/>
+              <w:left w:w="150" w:type="dxa"/>
+              <w:right w:w="150" w:type="dxa"/>
+            </w:tcMar>
+          </w:tcPr>
+          <w:p>
+            <w:r>
+              <w:rPr>
+                <w:rFonts w:ascii="Cambria Math" w:hAnsi="Cambria Math"/>
+                <w:color w:val="2D3748"/>
+                <w:sz w:val="19"/>
+              </w:rPr>
+              <w:t>T = \frac{2u\sin\theta}{g}, \quad H = \frac{u^2\sin^2\theta}{2g}, \quad R = \frac{u^2\sin 2\theta}{g}, \quad y = x\tan\theta\left(1 - \frac{x}{R}\right)</w:t>
+            </w:r>
+          </w:p>
+        </w:tc>
+      </w:tr>
+      <w:tr>
+        <w:tc>
+          <w:tcPr>
+            <w:tcW w:type="dxa" w:w="3600"/>
+            <w:shd w:fill="FFFFFF"/>
+            <w:tcMar>
+              <w:top w:w="100" w:type="dxa"/>
+              <w:bottom w:w="100" w:type="dxa"/>
+              <w:left w:w="150" w:type="dxa"/>
+              <w:right w:w="150" w:type="dxa"/>
+            </w:tcMar>
+          </w:tcPr>
+          <w:p>
+            <w:r>
+              <w:rPr>
+                <w:b/>
+                <w:color w:val="1A365D"/>
+                <w:sz w:val="19"/>
+              </w:rPr>
+              <w:t>Relative Velocity in 2D (Rain-Man &amp; River-Swimmer)</w:t>
+            </w:r>
+          </w:p>
+        </w:tc>
+        <w:tc>
+          <w:tcPr>
+            <w:tcW w:type="dxa" w:w="6480"/>
+            <w:shd w:fill="FFFFFF"/>
+            <w:tcMar>
+              <w:top w:w="100" w:type="dxa"/>
+              <w:bottom w:w="100" w:type="dxa"/>
+              <w:left w:w="150" w:type="dxa"/>
+              <w:right w:w="150" w:type="dxa"/>
+            </w:tcMar>
+          </w:tcPr>
+          <w:p>
+            <w:r>
+              <w:rPr>
+                <w:rFonts w:ascii="Cambria Math" w:hAnsi="Cambria Math"/>
+                <w:color w:val="2D3748"/>
+                <w:sz w:val="19"/>
+              </w:rPr>
+              <w:t>\vec{v}_{A/B} = \vec{v}_A - \vec{v}_B, \quad t_{\text{min}} = \frac{d}{v_{\text{br}}}, \quad \text{Drift} = (v_r - v_{\text{br}}\sin\theta)t</w:t>
+            </w:r>
+          </w:p>
+        </w:tc>
+      </w:tr>
     </w:tbl>
     <w:p>
       <w:pPr>
@@ -338,7 +517,7 @@
           <w:color w:val="2B6CB0"/>
           <w:sz w:val="24"/>
         </w:rPr>
-        <w:t>3.1 Motion In A Plane - Core Application (Very High Yield — 90 PYQs)</w:t>
+        <w:t>3.1 Projectile Motion &amp; Trajectory (Very High Yield — 64 PYQs)</w:t>
       </w:r>
     </w:p>
     <w:p>
@@ -353,7 +532,7 @@
         <w:rPr>
           <w:sz w:val="20"/>
         </w:rPr>
-        <w:t>Key problem pattern in Motion In A Plane.</w:t>
+        <w:t>2D motion under constant gravity with independent horizontal and vertical components.</w:t>
       </w:r>
     </w:p>
     <w:tbl>
@@ -391,7 +570,7 @@
                 <w:color w:val="2D3748"/>
                 <w:sz w:val="19"/>
               </w:rPr>
-              <w:t>Watch for algebraic and sign errors.</w:t>
+              <w:t>Range is identical for complementary angles (θ and 90° - θ), but flight time and maximum height differ.</w:t>
             </w:r>
           </w:p>
         </w:tc>
@@ -432,7 +611,7 @@
                 <w:color w:val="2D3748"/>
                 <w:sz w:val="19"/>
               </w:rPr>
-              <w:t>Verify dimensions and boundary conditions.</w:t>
+              <w:t>Equation of trajectory form y = xtanθ(1 - x/R) allows fast calculation of range when trajectory coordinates are given.</w:t>
             </w:r>
           </w:p>
         </w:tc>
@@ -530,6 +709,214 @@
           <w:sz w:val="18"/>
         </w:rPr>
         <w:t>[Ans: D]</w:t>
+      </w:r>
+    </w:p>
+    <w:p>
+      <w:pPr>
+        <w:spacing w:after="120"/>
+      </w:pPr>
+    </w:p>
+    <w:p>
+      <w:pPr>
+        <w:pStyle w:val="Heading2"/>
+      </w:pPr>
+      <w:r>
+        <w:rPr>
+          <w:color w:val="2B6CB0"/>
+          <w:sz w:val="24"/>
+        </w:rPr>
+        <w:t>3.2 Relative Velocity in 2D (Rain-Man &amp; River-Swimmer) (Very High Yield — 27 PYQs)</w:t>
+      </w:r>
+    </w:p>
+    <w:p>
+      <w:r>
+        <w:rPr>
+          <w:b/>
+          <w:sz w:val="20"/>
+        </w:rPr>
+        <w:t xml:space="preserve">Core Principle: </w:t>
+      </w:r>
+      <w:r>
+        <w:rPr>
+          <w:sz w:val="20"/>
+        </w:rPr>
+        <w:t>Relative vector addition in planar motion, umbrella holding angle for rain, and river crossing optimization.</w:t>
+      </w:r>
+    </w:p>
+    <w:tbl>
+      <w:tblPr>
+        <w:tblW w:type="auto" w:w="0"/>
+        <w:jc w:val="center"/>
+        <w:tblLook w:firstColumn="1" w:firstRow="1" w:lastColumn="0" w:lastRow="0" w:noHBand="0" w:noVBand="1" w:val="04A0"/>
+      </w:tblPr>
+      <w:tblGrid>
+        <w:gridCol w:w="10080"/>
+      </w:tblGrid>
+      <w:tr>
+        <w:tc>
+          <w:tcPr>
+            <w:tcW w:type="dxa" w:w="10080"/>
+            <w:shd w:fill="FFF5F5"/>
+            <w:tcMar>
+              <w:top w:w="100" w:type="dxa"/>
+              <w:bottom w:w="100" w:type="dxa"/>
+              <w:left w:w="150" w:type="dxa"/>
+              <w:right w:w="150" w:type="dxa"/>
+            </w:tcMar>
+          </w:tcPr>
+          <w:p>
+            <w:r>
+              <w:rPr>
+                <w:b/>
+                <w:color w:val="C53030"/>
+                <w:sz w:val="19"/>
+              </w:rPr>
+              <w:t xml:space="preserve">⚠️ Common Trap / JEE Pitfall: </w:t>
+            </w:r>
+            <w:r>
+              <w:rPr>
+                <w:color w:val="2D3748"/>
+                <w:sz w:val="19"/>
+              </w:rPr>
+              <w:t>To cross a river in shortest time, head perpendicular to the river flow (θ = 90° relative to bank).</w:t>
+            </w:r>
+          </w:p>
+        </w:tc>
+      </w:tr>
+    </w:tbl>
+    <w:tbl>
+      <w:tblPr>
+        <w:tblW w:type="auto" w:w="0"/>
+        <w:jc w:val="center"/>
+        <w:tblLook w:firstColumn="1" w:firstRow="1" w:lastColumn="0" w:lastRow="0" w:noHBand="0" w:noVBand="1" w:val="04A0"/>
+      </w:tblPr>
+      <w:tblGrid>
+        <w:gridCol w:w="10080"/>
+      </w:tblGrid>
+      <w:tr>
+        <w:tc>
+          <w:tcPr>
+            <w:tcW w:type="dxa" w:w="10080"/>
+            <w:shd w:fill="F0FFF4"/>
+            <w:tcMar>
+              <w:top w:w="100" w:type="dxa"/>
+              <w:bottom w:w="100" w:type="dxa"/>
+              <w:left w:w="150" w:type="dxa"/>
+              <w:right w:w="150" w:type="dxa"/>
+            </w:tcMar>
+          </w:tcPr>
+          <w:p>
+            <w:r>
+              <w:rPr>
+                <w:b/>
+                <w:color w:val="276749"/>
+                <w:sz w:val="19"/>
+              </w:rPr>
+              <w:t xml:space="preserve">💡 Speed Hack / Trick: </w:t>
+            </w:r>
+            <w:r>
+              <w:rPr>
+                <w:color w:val="2D3748"/>
+                <w:sz w:val="19"/>
+              </w:rPr>
+              <w:t>To cross with zero drift (shortest path), swim upstream such that sinθ = \fracv_(river)v_(swimmer) (requires v_(swimmer) &gt; v_(river)).</w:t>
+            </w:r>
+          </w:p>
+        </w:tc>
+      </w:tr>
+    </w:tbl>
+    <w:p>
+      <w:pPr>
+        <w:spacing w:before="120" w:after="40"/>
+      </w:pPr>
+      <w:r>
+        <w:rPr>
+          <w:b/>
+          <w:color w:val="1A365D"/>
+          <w:sz w:val="19"/>
+        </w:rPr>
+        <w:t>Source PYQs testing this concept:</w:t>
+      </w:r>
+    </w:p>
+    <w:p>
+      <w:pPr>
+        <w:pStyle w:val="ListBullet"/>
+        <w:spacing w:after="40"/>
+      </w:pPr>
+      <w:r>
+        <w:rPr>
+          <w:b/>
+          <w:sz w:val="18"/>
+        </w:rPr>
+        <w:t xml:space="preserve">[2026 Evening Shift] Q#3 (MCQ): </w:t>
+      </w:r>
+      <w:r>
+        <w:rPr>
+          <w:sz w:val="18"/>
+        </w:rPr>
+        <w:t xml:space="preserve">"A river of width 200 m is flowing from west to east with a speed of 18 km/h. A boat, moving with speed of 36 km/h in still water, is made to..."  </w:t>
+      </w:r>
+      <w:r>
+        <w:rPr>
+          <w:b/>
+          <w:color w:val="2B6CB0"/>
+          <w:sz w:val="18"/>
+        </w:rPr>
+        <w:t>[Ans: C]</w:t>
+      </w:r>
+    </w:p>
+    <w:p>
+      <w:pPr>
+        <w:pStyle w:val="ListBullet"/>
+        <w:spacing w:after="40"/>
+      </w:pPr>
+      <w:r>
+        <w:rPr>
+          <w:b/>
+          <w:sz w:val="18"/>
+        </w:rPr>
+        <w:t xml:space="preserve">[2025 Evening Shift] Q#1 (MCQ): </w:t>
+      </w:r>
+      <w:r>
+        <w:rPr>
+          <w:sz w:val="18"/>
+        </w:rPr>
+        <w:t xml:space="preserve">"A helicopter flying horizontally with a speed of 360 km/h at an altitude of 2 km, drops an object at an instant. The object hits the ground ..."  </w:t>
+      </w:r>
+      <w:r>
+        <w:rPr>
+          <w:b/>
+          <w:color w:val="2B6CB0"/>
+          <w:sz w:val="18"/>
+        </w:rPr>
+        <w:t>[Ans: N/A]</w:t>
+      </w:r>
+    </w:p>
+    <w:p>
+      <w:pPr>
+        <w:pStyle w:val="ListBullet"/>
+        <w:spacing w:after="40"/>
+      </w:pPr>
+      <w:r>
+        <w:rPr>
+          <w:b/>
+          <w:sz w:val="18"/>
+        </w:rPr>
+        <w:t xml:space="preserve">[2025 Morning Shift] Q#1 (MCQ): </w:t>
+      </w:r>
+      <w:r>
+        <w:rPr>
+          <w:sz w:val="18"/>
+        </w:rPr>
+        <w:t xml:space="preserve">"A river is flowing from west to east direction with speed of 9kmh^-1 . If a boat capable of moving at a maximum speed of 27kmh^-1 in..."  </w:t>
+      </w:r>
+      <w:r>
+        <w:rPr>
+          <w:b/>
+          <w:color w:val="2B6CB0"/>
+          <w:sz w:val="18"/>
+        </w:rPr>
+        <w:t>[Ans: N/A]</w:t>
       </w:r>
     </w:p>
     <w:p>
@@ -662,6 +1049,129 @@
               <w:t>Solution Analysis:</w:t>
               <w:br/>
               <w:t>For two projectiles launched with the same initial speed u to have the same horizontal range R, their angles of projection must be complementary. Let the first angle be θ . Then the second angle must be ( 90°-θ ) . The time taken for the projectile to return to the same horizontal level. T=(2usinθ / g)...(i) And the total horizontal distance covered is the range of projectile, R . R=\fracu^2sin(2θ)g=\frac2u^2sinθ cosθg ⇒ R=\frac2u^2sinθ cosθg........(ii) For the first body (T_(1)=5s) : T_(1)=(2usinθ / g) ⇒ sinθ=\fracgT_(1)2u For the second body ( T_(2)=10s ): T_(2)=\frac2usin(90°-θ)g ⇒ cosθ=\fracgT_(2)2u ⇒ T_(1) × T_(2)=((2usinθ / g)) × ((2ucosθ / g)) ⇒ T_(1)T_(2)=(2 / g)(\frac2u^2sinθ cosθg) Using the relation (ii) T_(1)T_(2)=(2R / g) ⇒ R=\fracgT_(1)T_(2)2 Here, the time of flight of first projectile is T_(1)=5s and that of second projectile is it T_(2)=10s Putting the values in the formula of horizontal range, R=(10 × 5 × 10 / 2) ⇒ R=250m Therefore, the value of the horizontal range R is 250 m. Hence, the correct option is (A).</w:t>
+            </w:r>
+          </w:p>
+        </w:tc>
+      </w:tr>
+    </w:tbl>
+    <w:p>
+      <w:pPr>
+        <w:spacing w:after="120"/>
+      </w:pPr>
+    </w:p>
+    <w:p>
+      <w:pPr>
+        <w:spacing w:before="160" w:after="40"/>
+      </w:pPr>
+      <w:r>
+        <w:rPr>
+          <w:b/>
+          <w:color w:val="1A365D"/>
+          <w:sz w:val="22"/>
+        </w:rPr>
+        <w:t>Benchmark Problem 2: JEE Main 2026 (Online) 21st January Evening Shift (Q#3)</w:t>
+      </w:r>
+    </w:p>
+    <w:p>
+      <w:pPr>
+        <w:spacing w:after="80"/>
+      </w:pPr>
+      <w:r>
+        <w:rPr>
+          <w:sz w:val="20"/>
+        </w:rPr>
+        <w:t>A river of width 200 m is flowing from west to east with a speed of 18 km/h. A boat, moving with speed of 36 km/h in still water, is made to travel one-round trip (bank to bank of the river). Minimum time taken by the boat for this journey and also the displacement along the river bank are ______ and ______ respectively.</w:t>
+      </w:r>
+    </w:p>
+    <w:p>
+      <w:pPr>
+        <w:pStyle w:val="ListBullet"/>
+        <w:spacing w:after="20"/>
+      </w:pPr>
+      <w:r>
+        <w:rPr>
+          <w:sz w:val="19"/>
+        </w:rPr>
+        <w:t>(A) 20 s and 100 m</w:t>
+      </w:r>
+    </w:p>
+    <w:p>
+      <w:pPr>
+        <w:pStyle w:val="ListBullet"/>
+        <w:spacing w:after="20"/>
+      </w:pPr>
+      <w:r>
+        <w:rPr>
+          <w:sz w:val="19"/>
+        </w:rPr>
+        <w:t>(B) 40 s and 100 m</w:t>
+      </w:r>
+    </w:p>
+    <w:p>
+      <w:pPr>
+        <w:pStyle w:val="ListBullet"/>
+        <w:spacing w:after="20"/>
+      </w:pPr>
+      <w:r>
+        <w:rPr>
+          <w:b/>
+          <w:color w:val="276749"/>
+          <w:sz w:val="19"/>
+        </w:rPr>
+        <w:t>(C) 40 s and 200 m</w:t>
+      </w:r>
+    </w:p>
+    <w:p>
+      <w:pPr>
+        <w:pStyle w:val="ListBullet"/>
+        <w:spacing w:after="20"/>
+      </w:pPr>
+      <w:r>
+        <w:rPr>
+          <w:sz w:val="19"/>
+        </w:rPr>
+        <w:t>(D) 40 s and 0 m</w:t>
+      </w:r>
+    </w:p>
+    <w:tbl>
+      <w:tblPr>
+        <w:tblW w:type="auto" w:w="0"/>
+        <w:jc w:val="center"/>
+        <w:tblLook w:firstColumn="1" w:firstRow="1" w:lastColumn="0" w:lastRow="0" w:noHBand="0" w:noVBand="1" w:val="04A0"/>
+      </w:tblPr>
+      <w:tblGrid>
+        <w:gridCol w:w="10080"/>
+      </w:tblGrid>
+      <w:tr>
+        <w:tc>
+          <w:tcPr>
+            <w:tcW w:type="dxa" w:w="10080"/>
+            <w:shd w:fill="F7FAFC"/>
+            <w:tcMar>
+              <w:top w:w="100" w:type="dxa"/>
+              <w:bottom w:w="100" w:type="dxa"/>
+              <w:left w:w="150" w:type="dxa"/>
+              <w:right w:w="150" w:type="dxa"/>
+            </w:tcMar>
+          </w:tcPr>
+          <w:p>
+            <w:r>
+              <w:rPr>
+                <w:b/>
+                <w:color w:val="1A365D"/>
+                <w:sz w:val="19"/>
+              </w:rPr>
+              <w:t>Correct Answer: C</w:t>
+              <w:br/>
+            </w:r>
+            <w:r>
+              <w:rPr>
+                <w:color w:val="2D3748"/>
+                <w:sz w:val="18"/>
+              </w:rPr>
+              <w:t>Solution Analysis:</w:t>
+              <w:br/>
+              <w:t>The speed of river is v_(r)=18 × (5 / 18)=5m/s The speed of boat in still water is v_(b)=36 × (5 / 18)=10m/s The width of river is w=200m The time taken to cross a river is determined solely by the component of the boat's velocity perpendicular to the river banks. t=\fracwv_(b)sinθ Where theta is the angle with the bank. Time is minimum when the boat heads straight across ( θ=90° ), so sinθ=1 . t_(min1 → 2)=\fracwv_(b)=(200 / 10)=20s Also, while returning to initial bank in minimum time, t_(min2 → 1)=\fracwv_(b)=(200 / 10)=20s Total time of journey is, T_(total)=t_(min1 → 2)+t_(min2 → 1)=2 × 20=40s When the boat heads straight across to minimize time, the river flow carries it downstream. This horizontal distance is, Drift (one way) =v_(r) × t_(min1 → 2)=5 × 20s=100m east The boat again heads straight across to minimize time. The river still flows from west to east, so the boat drifts another 100 m east. Total Displacement along the bank: Δ x=100m(east)+100m(east)=200m Therefore, the minimum time is 40 s and the displacement along the bank is 200 m . Hence, the correct option is (C).</w:t>
             </w:r>
           </w:p>
         </w:tc>

--- a/dist/exports/motion-in-a-plane_revision_notes.docx
+++ b/dist/exports/motion-in-a-plane_revision_notes.docx
@@ -209,7 +209,7 @@
               <w:rPr>
                 <w:sz w:val="19"/>
               </w:rPr>
-              <w:t>64 PYQs</w:t>
+              <w:t>74 PYQs</w:t>
             </w:r>
           </w:p>
         </w:tc>
@@ -296,7 +296,7 @@
               <w:rPr>
                 <w:sz w:val="19"/>
               </w:rPr>
-              <w:t>27 PYQs</w:t>
+              <w:t>16 PYQs</w:t>
             </w:r>
           </w:p>
         </w:tc>
@@ -517,7 +517,7 @@
           <w:color w:val="2B6CB0"/>
           <w:sz w:val="24"/>
         </w:rPr>
-        <w:t>3.1 Projectile Motion &amp; Trajectory (Very High Yield — 64 PYQs)</w:t>
+        <w:t>3.1 Projectile Motion &amp; Trajectory (Very High Yield — 74 PYQs)</w:t>
       </w:r>
     </w:p>
     <w:p>
@@ -725,7 +725,7 @@
           <w:color w:val="2B6CB0"/>
           <w:sz w:val="24"/>
         </w:rPr>
-        <w:t>3.2 Relative Velocity in 2D (Rain-Man &amp; River-Swimmer) (Very High Yield — 27 PYQs)</w:t>
+        <w:t>3.2 Relative Velocity in 2D (Rain-Man &amp; River-Swimmer) (Very High Yield — 16 PYQs)</w:t>
       </w:r>
     </w:p>
     <w:p>
@@ -875,13 +875,13 @@
           <w:b/>
           <w:sz w:val="18"/>
         </w:rPr>
-        <w:t xml:space="preserve">[2025 Evening Shift] Q#1 (MCQ): </w:t>
+        <w:t xml:space="preserve">[2025 Morning Shift] Q#1 (MCQ): </w:t>
       </w:r>
       <w:r>
         <w:rPr>
           <w:sz w:val="18"/>
         </w:rPr>
-        <w:t xml:space="preserve">"A helicopter flying horizontally with a speed of 360 km/h at an altitude of 2 km, drops an object at an instant. The object hits the ground ..."  </w:t>
+        <w:t xml:space="preserve">"A river is flowing from west to east direction with speed of 9kmh^-1 . If a boat capable of moving at a maximum speed of 27kmh^-1 in..."  </w:t>
       </w:r>
       <w:r>
         <w:rPr>
@@ -902,13 +902,13 @@
           <w:b/>
           <w:sz w:val="18"/>
         </w:rPr>
-        <w:t xml:space="preserve">[2025 Morning Shift] Q#1 (MCQ): </w:t>
+        <w:t xml:space="preserve">[2025 Evening Shift] Q#3 (MCQ): </w:t>
       </w:r>
       <w:r>
         <w:rPr>
           <w:sz w:val="18"/>
         </w:rPr>
-        <w:t xml:space="preserve">"A river is flowing from west to east direction with speed of 9kmh^-1 . If a boat capable of moving at a maximum speed of 27kmh^-1 in..."  </w:t>
+        <w:t xml:space="preserve">"The position vector of a moving body at any instant of time is given as vec(r)=(5t^2î-5tĵ)m . The magnitude and direction o..."  </w:t>
       </w:r>
       <w:r>
         <w:rPr>
